--- a/docs/manuals/03-心情日历-详细设计说明书.docx
+++ b/docs/manuals/03-心情日历-详细设计说明书.docx
@@ -244,7 +244,7 @@
                 <w:color w:val="000000"/>
                 <w:sz w:val="20"/>
               </w:rPr>
-              <w:t>仓库基线 21c7fc9  功能代码基线 cb6e6b9</w:t>
+              <w:t>仓库与功能代码基线 160f96e</w:t>
             </w:r>
           </w:p>
         </w:tc>
@@ -305,7 +305,7 @@
                 <w:color w:val="000000"/>
                 <w:sz w:val="20"/>
               </w:rPr>
-              <w:t>2026年9月18日</w:t>
+              <w:t>2026年9月20日</w:t>
             </w:r>
           </w:p>
         </w:tc>
@@ -3866,7 +3866,7 @@
           <w:color w:val="000000"/>
           <w:sz w:val="22"/>
         </w:rPr>
-        <w:t>验证依据：docs/testing/ 下的 2026-09-18-功能测试报告.md 与 2026-09-18-UI优化验收.md。结果对应既有测试基线。</w:t>
+        <w:t>本次同步调整Compose界面实现：天气主题按系统深浅色取值，公共卡片使用Material颜色，日历和设置取消嵌套网格滚动，编辑页使用最小高度并允许整页滚动；教师路由直接装载统一工作台。验证依据：docs/testing/ 下的 2026-09-18-功能测试报告.md、2026-09-18-UI优化验收.md 和 2026-09-19-界面适配与入口整合报告.md。各报告对应当次测试边界；最新代码以 160f96e 为准。</w:t>
       </w:r>
     </w:p>
     <w:sectPr>

--- a/docs/manuals/03-心情日历-详细设计说明书.docx
+++ b/docs/manuals/03-心情日历-详细设计说明书.docx
@@ -232,19 +232,8 @@
             </w:tcMar>
           </w:tcPr>
           <w:p>
-            <w:pPr>
-              <w:keepNext w:val="0"/>
-              <w:spacing w:after="0" w:line="252" w:lineRule="auto"/>
-            </w:pPr>
             <w:r>
-              <w:rPr>
-                <w:rFonts w:ascii="Calibri" w:hAnsi="Calibri" w:eastAsia="微软雅黑"/>
-                <w:b w:val="0"/>
-                <w:i w:val="0"/>
-                <w:color w:val="000000"/>
-                <w:sz w:val="20"/>
-              </w:rPr>
-              <w:t>仓库与功能代码基线 160f96e</w:t>
+              <w:t>仓库与功能代码基线 698d6fe</w:t>
             </w:r>
           </w:p>
         </w:tc>
@@ -293,19 +282,8 @@
             </w:tcMar>
           </w:tcPr>
           <w:p>
-            <w:pPr>
-              <w:keepNext w:val="0"/>
-              <w:spacing w:after="0" w:line="252" w:lineRule="auto"/>
-            </w:pPr>
             <w:r>
-              <w:rPr>
-                <w:rFonts w:ascii="Calibri" w:hAnsi="Calibri" w:eastAsia="微软雅黑"/>
-                <w:b w:val="0"/>
-                <w:i w:val="0"/>
-                <w:color w:val="000000"/>
-                <w:sz w:val="20"/>
-              </w:rPr>
-              <w:t>2026年9月20日</w:t>
+              <w:t>2026年9月22日</w:t>
             </w:r>
           </w:p>
         </w:tc>
@@ -572,14 +550,7 @@
         <w:spacing w:after="20" w:line="252" w:lineRule="auto"/>
       </w:pPr>
       <w:r>
-        <w:rPr>
-          <w:rFonts w:ascii="Calibri" w:hAnsi="Calibri" w:eastAsia="微软雅黑"/>
-          <w:b w:val="0"/>
-          <w:i w:val="0"/>
-          <w:color w:val="000000"/>
-          <w:sz w:val="22"/>
-        </w:rPr>
-        <w:t>6 错误处理与验证</w:t>
+        <w:t>6 错误处理与验证    7 趋势与交互详细设计</w:t>
       </w:r>
     </w:p>
     <w:p>
@@ -3869,6 +3840,41 @@
         <w:t>本次同步调整Compose界面实现：天气主题按系统深浅色取值，公共卡片使用Material颜色，日历和设置取消嵌套网格滚动，编辑页使用最小高度并允许整页滚动；教师路由直接装载统一工作台。验证依据：docs/testing/ 下的 2026-09-18-功能测试报告.md、2026-09-18-UI优化验收.md 和 2026-09-19-界面适配与入口整合报告.md。各报告对应当次测试边界；最新代码以 160f96e 为准。</w:t>
       </w:r>
     </w:p>
+    <w:p>
+      <w:pPr>
+        <w:pStyle w:val="Heading1"/>
+      </w:pPr>
+      <w:r>
+        <w:rPr>
+          <w:color w:val="000000"/>
+        </w:rPr>
+        <w:t>7 趋势与交互详细设计</w:t>
+      </w:r>
+    </w:p>
+    <w:p>
+      <w:pPr>
+        <w:spacing w:after="120"/>
+      </w:pPr>
+      <w:r>
+        <w:t>情绪指数仅用于绘图：惊喜5、开心4、平淡3、难过2、糟糕1。同日多条记录取平均后形成一个点。最近七天少于三天时只提示继续记录；变化提醒要求最近一周和前一周各至少三天数据，平均值差绝对值达到0.8才描述明显回升或回落。规则不分析文本，不产生诊断或预警等级。</w:t>
+      </w:r>
+    </w:p>
+    <w:p>
+      <w:pPr>
+        <w:spacing w:after="120"/>
+      </w:pPr>
+      <w:r>
+        <w:t>AnalysisScreen在首次进入和生命周期恢复时重新调用listForCurrentStudent，按完成时间倒序展示量表。量表提交成功后显示总分与结果范围，返回分析页即可看到历史。加载失败显示可重试语义，不伪装为空记录。</w:t>
+      </w:r>
+    </w:p>
+    <w:p>
+      <w:pPr>
+        <w:spacing w:after="120"/>
+      </w:pPr>
+      <w:r>
+        <w:t>纪念日编辑器接收现有记录并预填字段，保存时复用id与createdAt。日期使用LocalDate解析校验。首页todayRecords与Room Flow保持同步；首页摘要和日期复盘只读取当前学生本地记录。AA演示按钮切换本地StudentFollowUpUiState，所有操作均为只读提示。</w:t>
+      </w:r>
+    </w:p>
     <w:sectPr>
       <w:footerReference w:type="default" r:id="rId9"/>
       <w:pgSz w:w="12240" w:h="15840"/>

--- a/docs/manuals/03-心情日历-详细设计说明书.docx
+++ b/docs/manuals/03-心情日历-详细设计说明书.docx
@@ -3875,6 +3875,34 @@
         <w:t>纪念日编辑器接收现有记录并预填字段，保存时复用id与createdAt。日期使用LocalDate解析校验。首页todayRecords与Room Flow保持同步；首页摘要和日期复盘只读取当前学生本地记录。AA演示按钮切换本地StudentFollowUpUiState，所有操作均为只读提示。</w:t>
       </w:r>
     </w:p>
+    <w:p>
+      <w:r>
+        <w:br w:type="page"/>
+      </w:r>
+    </w:p>
+    <w:p>
+      <w:pPr>
+        <w:pStyle w:val="Heading1"/>
+      </w:pPr>
+      <w:r>
+        <w:t>8 深度洞察计算与交互设计</w:t>
+      </w:r>
+    </w:p>
+    <w:p>
+      <w:r>
+        <w:t>每日情绪指数沿用惊喜5、开心4、平淡3、难过2、糟糕1的映射，同日多条记录取平均。连续记录按已排序且相邻的日期分段，最后一段为最近连续天数，最大分段为最长连续天数。</w:t>
+      </w:r>
+    </w:p>
+    <w:p>
+      <w:r>
+        <w:t>情绪波动使用每日指数的总体标准差。少于3个记录日显示数据不足；标准差小于0.55显示较平稳，小于1.1显示有波动，其余显示波动较明显。高低点取每日指数最大值和最小值对应日期；常用时段按早晨、午后、晚间和深夜统计。</w:t>
+      </w:r>
+    </w:p>
+    <w:p>
+      <w:r>
+        <w:t>反思面板只引用日期、记录次数和情绪指数，不传入日记正文。三个固定问题依次引导描述事实、识别即时想法、核对支持与反对证据。所有结论均保持可解释，量表入口承担进一步筛查。</w:t>
+      </w:r>
+    </w:p>
     <w:sectPr>
       <w:footerReference w:type="default" r:id="rId9"/>
       <w:pgSz w:w="12240" w:h="15840"/>

--- a/docs/manuals/03-心情日历-详细设计说明书.docx
+++ b/docs/manuals/03-心情日历-详细设计说明书.docx
@@ -3903,6 +3903,39 @@
         <w:t>反思面板只引用日期、记录次数和情绪指数，不传入日记正文。三个固定问题依次引导描述事实、识别即时想法、核对支持与反对证据。所有结论均保持可解释，量表入口承担进一步筛查。</w:t>
       </w:r>
     </w:p>
+    <w:p>
+      <w:r>
+        <w:br w:type="page"/>
+      </w:r>
+    </w:p>
+    <w:p>
+      <w:pPr>
+        <w:pStyle w:val="Heading1"/>
+      </w:pPr>
+      <w:r>
+        <w:t>9 角色导航与工作台详细设计</w:t>
+      </w:r>
+    </w:p>
+    <w:p>
+      <w:r>
+        <w:t>AppNavigation以entry为启动目标，学生和教师分别进入main与teacher_main。学生MainScreen的嵌套导航包含home、analysis、student_follow_up和student_profile；calendar作为情绪日历下级页面，不再占用第五个主导航。</w:t>
+      </w:r>
+    </w:p>
+    <w:p>
+      <w:r>
+        <w:t>学生首页按主任务排序：记录今天的心情、本月情绪日历、状态评估、仅在存在活动随访时出现的任务提醒，随后展示纪念日和历史记录。量表提交时从services.session.currentActor读取学生标识，不使用界面传入的角色或固定账号字符串。</w:t>
+      </w:r>
+    </w:p>
+    <w:p>
+      <w:r>
+        <w:t>TeacherWorkbenchScreen按工单状态过滤摘要。详情只在PENDING_CONFIRMATION显示确认按钮，只在CONFIRMED显示启动按钮，只在ACTIVE或PENDING_CLOSURE显示处理记录与结束按钮，CLOSED状态只读。量表缺失标签、安全复核标签和生理辅助标签分别分组。</w:t>
+      </w:r>
+    </w:p>
+    <w:p>
+      <w:r>
+        <w:t>学生随访状态与教师工单状态独立保存。教师工单结束只表示本次处理完成，不自动结束学生AA随访；学生退出仍按申请与教师审核流程执行。</w:t>
+      </w:r>
+    </w:p>
     <w:sectPr>
       <w:footerReference w:type="default" r:id="rId9"/>
       <w:pgSz w:w="12240" w:h="15840"/>
